--- a/插件详细手册/23.窗口字符/关于文本居中.docx
+++ b/插件详细手册/23.窗口字符/关于文本居中.docx
@@ -55,7 +55,6 @@
         <w:tc>
           <w:tcPr>
             <w:tcW w:w="5637" w:type="dxa"/>
-            <w:shd w:val="clear" w:color="auto" w:fill="auto"/>
           </w:tcPr>
           <w:p>
             <w:pPr>
@@ -171,7 +170,6 @@
         <w:tc>
           <w:tcPr>
             <w:tcW w:w="2885" w:type="dxa"/>
-            <w:shd w:val="clear" w:color="auto" w:fill="auto"/>
           </w:tcPr>
           <w:p>
             <w:pPr>
@@ -929,10 +927,10 @@
             <v:path o:extrusionok="f" gradientshapeok="t" o:connecttype="rect"/>
             <o:lock v:ext="edit" aspectratio="t"/>
           </v:shapetype>
-          <v:shape id="_x0000_i1025" type="#_x0000_t75" style="width:357pt;height:112.2pt" o:ole="">
+          <v:shape id="_x0000_i1025" type="#_x0000_t75" style="width:357pt;height:112.5pt" o:ole="">
             <v:imagedata r:id="rId8" o:title=""/>
           </v:shape>
-          <o:OLEObject Type="Embed" ProgID="Visio.Drawing.15" ShapeID="_x0000_i1025" DrawAspect="Content" ObjectID="_1806754191" r:id="rId9"/>
+          <o:OLEObject Type="Embed" ProgID="Visio.Drawing.15" ShapeID="_x0000_i1025" DrawAspect="Content" ObjectID="_1829547497" r:id="rId9"/>
         </w:object>
       </w:r>
     </w:p>
@@ -1684,7 +1682,6 @@
         <w:tc>
           <w:tcPr>
             <w:tcW w:w="1276" w:type="dxa"/>
-            <w:shd w:val="clear" w:color="auto" w:fill="auto"/>
             <w:vAlign w:val="center"/>
           </w:tcPr>
           <w:p>
@@ -1812,7 +1809,6 @@
         <w:tc>
           <w:tcPr>
             <w:tcW w:w="1276" w:type="dxa"/>
-            <w:shd w:val="clear" w:color="auto" w:fill="auto"/>
           </w:tcPr>
           <w:p>
             <w:pPr>
@@ -1939,7 +1935,6 @@
         <w:tc>
           <w:tcPr>
             <w:tcW w:w="1276" w:type="dxa"/>
-            <w:shd w:val="clear" w:color="auto" w:fill="auto"/>
           </w:tcPr>
           <w:p>
             <w:pPr>
@@ -2066,7 +2061,6 @@
         <w:tc>
           <w:tcPr>
             <w:tcW w:w="1276" w:type="dxa"/>
-            <w:shd w:val="clear" w:color="auto" w:fill="auto"/>
             <w:vAlign w:val="center"/>
           </w:tcPr>
           <w:p>
@@ -2194,7 +2188,6 @@
         <w:tc>
           <w:tcPr>
             <w:tcW w:w="1276" w:type="dxa"/>
-            <w:shd w:val="clear" w:color="auto" w:fill="auto"/>
             <w:vAlign w:val="center"/>
           </w:tcPr>
           <w:p>
@@ -2322,7 +2315,6 @@
         <w:tc>
           <w:tcPr>
             <w:tcW w:w="1276" w:type="dxa"/>
-            <w:shd w:val="clear" w:color="auto" w:fill="auto"/>
           </w:tcPr>
           <w:p>
             <w:pPr>
@@ -2449,7 +2441,6 @@
         <w:tc>
           <w:tcPr>
             <w:tcW w:w="1276" w:type="dxa"/>
-            <w:shd w:val="clear" w:color="auto" w:fill="auto"/>
           </w:tcPr>
           <w:p>
             <w:pPr>
@@ -2576,7 +2567,6 @@
         <w:tc>
           <w:tcPr>
             <w:tcW w:w="1276" w:type="dxa"/>
-            <w:shd w:val="clear" w:color="auto" w:fill="auto"/>
           </w:tcPr>
           <w:p>
             <w:pPr>
@@ -5326,14 +5316,868 @@
         <w:widowControl/>
         <w:jc w:val="left"/>
         <w:rPr>
-          <w:rFonts w:ascii="Tahoma" w:eastAsia="微软雅黑" w:hAnsi="Tahoma"/>
+          <w:rFonts w:ascii="Tahoma" w:eastAsia="微软雅黑" w:hAnsi="Tahoma" w:hint="eastAsia"/>
+          <w:kern w:val="0"/>
+          <w:sz w:val="22"/>
+        </w:rPr>
+      </w:pPr>
+    </w:p>
+    <w:p>
+      <w:pPr>
+        <w:pStyle w:val="2"/>
+        <w:rPr>
+          <w:rFonts w:hint="eastAsia"/>
+        </w:rPr>
+      </w:pPr>
+      <w:r>
+        <w:rPr>
+          <w:rFonts w:hint="eastAsia"/>
+        </w:rPr>
+        <w:lastRenderedPageBreak/>
+        <w:t>常见问题（FAQ）</w:t>
+      </w:r>
+    </w:p>
+    <w:p>
+      <w:pPr>
+        <w:pStyle w:val="3"/>
+        <w:spacing w:before="240" w:after="120" w:line="415" w:lineRule="auto"/>
+        <w:rPr>
+          <w:rFonts w:ascii="等线" w:eastAsia="等线" w:hAnsi="等线" w:hint="eastAsia"/>
+          <w:sz w:val="28"/>
+        </w:rPr>
+      </w:pPr>
+      <w:bookmarkStart w:id="0" w:name="_不生效的窗口字符"/>
+      <w:bookmarkEnd w:id="0"/>
+      <w:r>
+        <w:rPr>
+          <w:rFonts w:ascii="等线" w:eastAsia="等线" w:hAnsi="等线" w:hint="eastAsia"/>
+          <w:sz w:val="28"/>
+        </w:rPr>
+        <w:t>不生效的</w:t>
+      </w:r>
+      <w:r>
+        <w:rPr>
+          <w:rFonts w:ascii="等线" w:eastAsia="等线" w:hAnsi="等线" w:hint="eastAsia"/>
+          <w:sz w:val="28"/>
+        </w:rPr>
+        <w:t>文本</w:t>
+      </w:r>
+      <w:r>
+        <w:rPr>
+          <w:rFonts w:ascii="等线" w:eastAsia="等线" w:hAnsi="等线" w:hint="eastAsia"/>
+          <w:sz w:val="28"/>
+        </w:rPr>
+        <w:t>居中</w:t>
+      </w:r>
+      <w:r>
+        <w:rPr>
+          <w:rFonts w:ascii="等线" w:eastAsia="等线" w:hAnsi="等线" w:hint="eastAsia"/>
+          <w:sz w:val="28"/>
+        </w:rPr>
+        <w:t>字符</w:t>
+      </w:r>
+    </w:p>
+    <w:tbl>
+      <w:tblPr>
+        <w:tblStyle w:val="af"/>
+        <w:tblW w:w="8789" w:type="dxa"/>
+        <w:tblInd w:w="-176" w:type="dxa"/>
+        <w:tblBorders>
+          <w:top w:val="single" w:sz="4" w:space="0" w:color="D9D9D9" w:themeColor="background1" w:themeShade="D9"/>
+          <w:left w:val="none" w:sz="0" w:space="0" w:color="auto"/>
+          <w:bottom w:val="single" w:sz="4" w:space="0" w:color="D9D9D9" w:themeColor="background1" w:themeShade="D9"/>
+          <w:right w:val="none" w:sz="0" w:space="0" w:color="auto"/>
+          <w:insideH w:val="single" w:sz="4" w:space="0" w:color="D9D9D9" w:themeColor="background1" w:themeShade="D9"/>
+          <w:insideV w:val="none" w:sz="0" w:space="0" w:color="auto"/>
+        </w:tblBorders>
+        <w:tblLook w:val="04A0" w:firstRow="1" w:lastRow="0" w:firstColumn="1" w:lastColumn="0" w:noHBand="0" w:noVBand="1"/>
+      </w:tblPr>
+      <w:tblGrid>
+        <w:gridCol w:w="1418"/>
+        <w:gridCol w:w="7371"/>
+      </w:tblGrid>
+      <w:tr>
+        <w:tc>
+          <w:tcPr>
+            <w:tcW w:w="1418" w:type="dxa"/>
+          </w:tcPr>
+          <w:p>
+            <w:pPr>
+              <w:widowControl/>
+              <w:adjustRightInd w:val="0"/>
+              <w:snapToGrid w:val="0"/>
+              <w:spacing w:line="276" w:lineRule="auto"/>
+              <w:jc w:val="left"/>
+              <w:rPr>
+                <w:rFonts w:ascii="Tahoma" w:eastAsia="微软雅黑" w:hAnsi="Tahoma"/>
+                <w:kern w:val="0"/>
+                <w:sz w:val="22"/>
+              </w:rPr>
+            </w:pPr>
+            <w:r>
+              <w:rPr>
+                <w:rFonts w:ascii="Tahoma" w:eastAsia="微软雅黑" w:hAnsi="Tahoma" w:hint="eastAsia"/>
+                <w:b/>
+                <w:bCs/>
+                <w:kern w:val="0"/>
+                <w:sz w:val="22"/>
+              </w:rPr>
+              <w:t>问题名称</w:t>
+            </w:r>
+          </w:p>
+        </w:tc>
+        <w:tc>
+          <w:tcPr>
+            <w:tcW w:w="7371" w:type="dxa"/>
+          </w:tcPr>
+          <w:p>
+            <w:pPr>
+              <w:widowControl/>
+              <w:adjustRightInd w:val="0"/>
+              <w:snapToGrid w:val="0"/>
+              <w:spacing w:line="276" w:lineRule="auto"/>
+              <w:jc w:val="left"/>
+              <w:rPr>
+                <w:rFonts w:ascii="Tahoma" w:eastAsia="微软雅黑" w:hAnsi="Tahoma"/>
+                <w:kern w:val="0"/>
+                <w:sz w:val="22"/>
+              </w:rPr>
+            </w:pPr>
+            <w:r>
+              <w:rPr>
+                <w:rFonts w:ascii="Tahoma" w:eastAsia="微软雅黑" w:hAnsi="Tahoma" w:hint="eastAsia"/>
+                <w:kern w:val="0"/>
+                <w:sz w:val="22"/>
+              </w:rPr>
+              <w:t>不生效的</w:t>
+            </w:r>
+            <w:r>
+              <w:rPr>
+                <w:rFonts w:ascii="Tahoma" w:eastAsia="微软雅黑" w:hAnsi="Tahoma" w:hint="eastAsia"/>
+                <w:kern w:val="0"/>
+                <w:sz w:val="22"/>
+              </w:rPr>
+              <w:t>文本居中</w:t>
+            </w:r>
+            <w:r>
+              <w:rPr>
+                <w:rFonts w:ascii="Tahoma" w:eastAsia="微软雅黑" w:hAnsi="Tahoma" w:hint="eastAsia"/>
+                <w:kern w:val="0"/>
+                <w:sz w:val="22"/>
+              </w:rPr>
+              <w:t>字符</w:t>
+            </w:r>
+          </w:p>
+        </w:tc>
+      </w:tr>
+      <w:tr>
+        <w:tc>
+          <w:tcPr>
+            <w:tcW w:w="1418" w:type="dxa"/>
+          </w:tcPr>
+          <w:p>
+            <w:pPr>
+              <w:widowControl/>
+              <w:adjustRightInd w:val="0"/>
+              <w:snapToGrid w:val="0"/>
+              <w:spacing w:line="276" w:lineRule="auto"/>
+              <w:jc w:val="left"/>
+              <w:rPr>
+                <w:rFonts w:ascii="Tahoma" w:eastAsia="微软雅黑" w:hAnsi="Tahoma"/>
+                <w:b/>
+                <w:bCs/>
+                <w:kern w:val="0"/>
+                <w:sz w:val="22"/>
+              </w:rPr>
+            </w:pPr>
+            <w:r>
+              <w:rPr>
+                <w:rFonts w:ascii="Tahoma" w:eastAsia="微软雅黑" w:hAnsi="Tahoma" w:hint="eastAsia"/>
+                <w:b/>
+                <w:bCs/>
+                <w:kern w:val="0"/>
+                <w:sz w:val="22"/>
+              </w:rPr>
+              <w:t>问题图示</w:t>
+            </w:r>
+          </w:p>
+        </w:tc>
+        <w:tc>
+          <w:tcPr>
+            <w:tcW w:w="7371" w:type="dxa"/>
+          </w:tcPr>
+          <w:p>
+            <w:pPr>
+              <w:widowControl/>
+              <w:jc w:val="left"/>
+              <w:rPr>
+                <w:rFonts w:ascii="宋体" w:hAnsi="宋体" w:cs="宋体"/>
+                <w:kern w:val="0"/>
+                <w:szCs w:val="24"/>
+              </w:rPr>
+            </w:pPr>
+            <w:r>
+              <w:rPr>
+                <w:noProof/>
+              </w:rPr>
+              <w:drawing>
+                <wp:inline distT="0" distB="0" distL="0" distR="0" wp14:anchorId="137AE774" wp14:editId="0192A208">
+                  <wp:extent cx="4086225" cy="2153311"/>
+                  <wp:effectExtent l="0" t="0" r="0" b="0"/>
+                  <wp:docPr id="272327073" name="图片 2"/>
+                  <wp:cNvGraphicFramePr>
+                    <a:graphicFrameLocks xmlns:a="http://schemas.openxmlformats.org/drawingml/2006/main" noChangeAspect="1"/>
+                  </wp:cNvGraphicFramePr>
+                  <a:graphic xmlns:a="http://schemas.openxmlformats.org/drawingml/2006/main">
+                    <a:graphicData uri="http://schemas.openxmlformats.org/drawingml/2006/picture">
+                      <pic:pic xmlns:pic="http://schemas.openxmlformats.org/drawingml/2006/picture">
+                        <pic:nvPicPr>
+                          <pic:cNvPr id="0" name="Picture 4"/>
+                          <pic:cNvPicPr>
+                            <a:picLocks noChangeAspect="1" noChangeArrowheads="1"/>
+                          </pic:cNvPicPr>
+                        </pic:nvPicPr>
+                        <pic:blipFill>
+                          <a:blip r:embed="rId24">
+                            <a:extLst>
+                              <a:ext uri="{28A0092B-C50C-407E-A947-70E740481C1C}">
+                                <a14:useLocalDpi xmlns:a14="http://schemas.microsoft.com/office/drawing/2010/main" val="0"/>
+                              </a:ext>
+                            </a:extLst>
+                          </a:blip>
+                          <a:srcRect/>
+                          <a:stretch>
+                            <a:fillRect/>
+                          </a:stretch>
+                        </pic:blipFill>
+                        <pic:spPr bwMode="auto">
+                          <a:xfrm>
+                            <a:off x="0" y="0"/>
+                            <a:ext cx="4102898" cy="2162097"/>
+                          </a:xfrm>
+                          <a:prstGeom prst="rect">
+                            <a:avLst/>
+                          </a:prstGeom>
+                          <a:noFill/>
+                          <a:ln>
+                            <a:noFill/>
+                          </a:ln>
+                        </pic:spPr>
+                      </pic:pic>
+                    </a:graphicData>
+                  </a:graphic>
+                </wp:inline>
+              </w:drawing>
+            </w:r>
+          </w:p>
+          <w:p>
+            <w:pPr>
+              <w:widowControl/>
+              <w:jc w:val="left"/>
+              <w:rPr>
+                <w:rFonts w:ascii="宋体" w:hAnsi="宋体" w:cs="宋体" w:hint="eastAsia"/>
+                <w:kern w:val="0"/>
+                <w:szCs w:val="24"/>
+              </w:rPr>
+            </w:pPr>
+            <w:r>
+              <w:rPr>
+                <w:noProof/>
+              </w:rPr>
+              <w:drawing>
+                <wp:inline distT="0" distB="0" distL="0" distR="0" wp14:anchorId="410C45A8" wp14:editId="3EF1DA5C">
+                  <wp:extent cx="3200400" cy="2203213"/>
+                  <wp:effectExtent l="0" t="0" r="0" b="6985"/>
+                  <wp:docPr id="956955845" name="图片 1"/>
+                  <wp:cNvGraphicFramePr>
+                    <a:graphicFrameLocks xmlns:a="http://schemas.openxmlformats.org/drawingml/2006/main" noChangeAspect="1"/>
+                  </wp:cNvGraphicFramePr>
+                  <a:graphic xmlns:a="http://schemas.openxmlformats.org/drawingml/2006/main">
+                    <a:graphicData uri="http://schemas.openxmlformats.org/drawingml/2006/picture">
+                      <pic:pic xmlns:pic="http://schemas.openxmlformats.org/drawingml/2006/picture">
+                        <pic:nvPicPr>
+                          <pic:cNvPr id="0" name="Picture 2"/>
+                          <pic:cNvPicPr>
+                            <a:picLocks noChangeAspect="1" noChangeArrowheads="1"/>
+                          </pic:cNvPicPr>
+                        </pic:nvPicPr>
+                        <pic:blipFill>
+                          <a:blip r:embed="rId25">
+                            <a:extLst>
+                              <a:ext uri="{28A0092B-C50C-407E-A947-70E740481C1C}">
+                                <a14:useLocalDpi xmlns:a14="http://schemas.microsoft.com/office/drawing/2010/main" val="0"/>
+                              </a:ext>
+                            </a:extLst>
+                          </a:blip>
+                          <a:srcRect/>
+                          <a:stretch>
+                            <a:fillRect/>
+                          </a:stretch>
+                        </pic:blipFill>
+                        <pic:spPr bwMode="auto">
+                          <a:xfrm>
+                            <a:off x="0" y="0"/>
+                            <a:ext cx="3211212" cy="2210656"/>
+                          </a:xfrm>
+                          <a:prstGeom prst="rect">
+                            <a:avLst/>
+                          </a:prstGeom>
+                          <a:noFill/>
+                          <a:ln>
+                            <a:noFill/>
+                          </a:ln>
+                        </pic:spPr>
+                      </pic:pic>
+                    </a:graphicData>
+                  </a:graphic>
+                </wp:inline>
+              </w:drawing>
+            </w:r>
+          </w:p>
+        </w:tc>
+      </w:tr>
+      <w:tr>
+        <w:tc>
+          <w:tcPr>
+            <w:tcW w:w="1418" w:type="dxa"/>
+          </w:tcPr>
+          <w:p>
+            <w:pPr>
+              <w:widowControl/>
+              <w:adjustRightInd w:val="0"/>
+              <w:snapToGrid w:val="0"/>
+              <w:spacing w:line="276" w:lineRule="auto"/>
+              <w:jc w:val="left"/>
+              <w:rPr>
+                <w:rFonts w:ascii="Tahoma" w:eastAsia="微软雅黑" w:hAnsi="Tahoma"/>
+                <w:b/>
+                <w:bCs/>
+                <w:kern w:val="0"/>
+                <w:sz w:val="22"/>
+              </w:rPr>
+            </w:pPr>
+            <w:r>
+              <w:rPr>
+                <w:rFonts w:ascii="Tahoma" w:eastAsia="微软雅黑" w:hAnsi="Tahoma" w:hint="eastAsia"/>
+                <w:b/>
+                <w:bCs/>
+                <w:kern w:val="0"/>
+                <w:sz w:val="22"/>
+              </w:rPr>
+              <w:t>问题描述</w:t>
+            </w:r>
+          </w:p>
+        </w:tc>
+        <w:tc>
+          <w:tcPr>
+            <w:tcW w:w="7371" w:type="dxa"/>
+          </w:tcPr>
+          <w:p>
+            <w:pPr>
+              <w:widowControl/>
+              <w:adjustRightInd w:val="0"/>
+              <w:snapToGrid w:val="0"/>
+              <w:spacing w:line="276" w:lineRule="auto"/>
+              <w:jc w:val="left"/>
+              <w:rPr>
+                <w:rFonts w:ascii="Tahoma" w:eastAsia="微软雅黑" w:hAnsi="Tahoma"/>
+                <w:kern w:val="0"/>
+                <w:sz w:val="22"/>
+              </w:rPr>
+            </w:pPr>
+            <w:r>
+              <w:rPr>
+                <w:rFonts w:ascii="Tahoma" w:eastAsia="微软雅黑" w:hAnsi="Tahoma" w:hint="eastAsia"/>
+                <w:kern w:val="0"/>
+                <w:sz w:val="22"/>
+              </w:rPr>
+              <w:t>在新建的工程项目下，文本居中插件</w:t>
+            </w:r>
+            <w:r>
+              <w:rPr>
+                <w:rFonts w:ascii="Tahoma" w:eastAsia="微软雅黑" w:hAnsi="Tahoma" w:hint="eastAsia"/>
+                <w:kern w:val="0"/>
+                <w:sz w:val="22"/>
+              </w:rPr>
+              <w:t xml:space="preserve"> </w:t>
+            </w:r>
+            <w:r>
+              <w:rPr>
+                <w:rFonts w:ascii="Tahoma" w:eastAsia="微软雅黑" w:hAnsi="Tahoma" w:hint="eastAsia"/>
+                <w:kern w:val="0"/>
+                <w:sz w:val="22"/>
+              </w:rPr>
+              <w:t>及其依赖的</w:t>
+            </w:r>
+            <w:r>
+              <w:rPr>
+                <w:rFonts w:ascii="Tahoma" w:eastAsia="微软雅黑" w:hAnsi="Tahoma" w:hint="eastAsia"/>
+                <w:kern w:val="0"/>
+                <w:sz w:val="22"/>
+              </w:rPr>
+              <w:t xml:space="preserve"> </w:t>
+            </w:r>
+            <w:r>
+              <w:rPr>
+                <w:rFonts w:ascii="Tahoma" w:eastAsia="微软雅黑" w:hAnsi="Tahoma" w:hint="eastAsia"/>
+                <w:kern w:val="0"/>
+                <w:sz w:val="22"/>
+              </w:rPr>
+              <w:t>窗口字符核心插件</w:t>
+            </w:r>
+            <w:r>
+              <w:rPr>
+                <w:rFonts w:ascii="Tahoma" w:eastAsia="微软雅黑" w:hAnsi="Tahoma" w:hint="eastAsia"/>
+                <w:kern w:val="0"/>
+                <w:sz w:val="22"/>
+              </w:rPr>
+              <w:t xml:space="preserve"> </w:t>
+            </w:r>
+            <w:r>
+              <w:rPr>
+                <w:rFonts w:ascii="Tahoma" w:eastAsia="微软雅黑" w:hAnsi="Tahoma" w:hint="eastAsia"/>
+                <w:kern w:val="0"/>
+                <w:sz w:val="22"/>
+              </w:rPr>
+              <w:t>不能生效，但前置的</w:t>
+            </w:r>
+            <w:r>
+              <w:rPr>
+                <w:rFonts w:ascii="Tahoma" w:eastAsia="微软雅黑" w:hAnsi="Tahoma" w:hint="eastAsia"/>
+                <w:kern w:val="0"/>
+                <w:sz w:val="22"/>
+              </w:rPr>
+              <w:t xml:space="preserve"> </w:t>
+            </w:r>
+            <w:r>
+              <w:rPr>
+                <w:rFonts w:ascii="Tahoma" w:eastAsia="微软雅黑" w:hAnsi="Tahoma" w:hint="eastAsia"/>
+                <w:kern w:val="0"/>
+                <w:sz w:val="22"/>
+              </w:rPr>
+              <w:t>字符绘制核心</w:t>
+            </w:r>
+            <w:r>
+              <w:rPr>
+                <w:rFonts w:ascii="Tahoma" w:eastAsia="微软雅黑" w:hAnsi="Tahoma" w:hint="eastAsia"/>
+                <w:kern w:val="0"/>
+                <w:sz w:val="22"/>
+              </w:rPr>
+              <w:t xml:space="preserve"> </w:t>
+            </w:r>
+            <w:r>
+              <w:rPr>
+                <w:rFonts w:ascii="Tahoma" w:eastAsia="微软雅黑" w:hAnsi="Tahoma" w:hint="eastAsia"/>
+                <w:kern w:val="0"/>
+                <w:sz w:val="22"/>
+              </w:rPr>
+              <w:t>插件</w:t>
+            </w:r>
+            <w:r>
+              <w:rPr>
+                <w:rFonts w:ascii="Tahoma" w:eastAsia="微软雅黑" w:hAnsi="Tahoma" w:hint="eastAsia"/>
+                <w:kern w:val="0"/>
+                <w:sz w:val="22"/>
+              </w:rPr>
+              <w:t xml:space="preserve"> </w:t>
+            </w:r>
+            <w:r>
+              <w:rPr>
+                <w:rFonts w:ascii="Tahoma" w:eastAsia="微软雅黑" w:hAnsi="Tahoma" w:hint="eastAsia"/>
+                <w:kern w:val="0"/>
+                <w:sz w:val="22"/>
+              </w:rPr>
+              <w:t>能够生效</w:t>
+            </w:r>
+            <w:r>
+              <w:rPr>
+                <w:rFonts w:ascii="Tahoma" w:eastAsia="微软雅黑" w:hAnsi="Tahoma" w:hint="eastAsia"/>
+                <w:kern w:val="0"/>
+                <w:sz w:val="22"/>
+              </w:rPr>
+              <w:t>。</w:t>
+            </w:r>
+          </w:p>
+        </w:tc>
+      </w:tr>
+      <w:tr>
+        <w:tc>
+          <w:tcPr>
+            <w:tcW w:w="1418" w:type="dxa"/>
+          </w:tcPr>
+          <w:p>
+            <w:pPr>
+              <w:widowControl/>
+              <w:adjustRightInd w:val="0"/>
+              <w:snapToGrid w:val="0"/>
+              <w:spacing w:line="276" w:lineRule="auto"/>
+              <w:jc w:val="left"/>
+              <w:rPr>
+                <w:rFonts w:ascii="Tahoma" w:eastAsia="微软雅黑" w:hAnsi="Tahoma"/>
+                <w:kern w:val="0"/>
+                <w:sz w:val="22"/>
+              </w:rPr>
+            </w:pPr>
+            <w:r>
+              <w:rPr>
+                <w:rFonts w:ascii="Tahoma" w:eastAsia="微软雅黑" w:hAnsi="Tahoma" w:hint="eastAsia"/>
+                <w:b/>
+                <w:bCs/>
+                <w:kern w:val="0"/>
+                <w:sz w:val="22"/>
+              </w:rPr>
+              <w:t>原理解析</w:t>
+            </w:r>
+          </w:p>
+        </w:tc>
+        <w:tc>
+          <w:tcPr>
+            <w:tcW w:w="7371" w:type="dxa"/>
+          </w:tcPr>
+          <w:p>
+            <w:pPr>
+              <w:widowControl/>
+              <w:adjustRightInd w:val="0"/>
+              <w:snapToGrid w:val="0"/>
+              <w:rPr>
+                <w:rFonts w:ascii="Tahoma" w:eastAsia="微软雅黑" w:hAnsi="Tahoma"/>
+                <w:kern w:val="0"/>
+                <w:sz w:val="22"/>
+              </w:rPr>
+            </w:pPr>
+            <w:r>
+              <w:rPr>
+                <w:rFonts w:ascii="Tahoma" w:eastAsia="微软雅黑" w:hAnsi="Tahoma" w:hint="eastAsia"/>
+                <w:kern w:val="0"/>
+                <w:sz w:val="22"/>
+              </w:rPr>
+              <w:t>通常看见</w:t>
+            </w:r>
+            <w:r>
+              <w:rPr>
+                <w:rFonts w:ascii="Tahoma" w:eastAsia="微软雅黑" w:hAnsi="Tahoma" w:hint="eastAsia"/>
+                <w:kern w:val="0"/>
+                <w:sz w:val="22"/>
+              </w:rPr>
+              <w:t xml:space="preserve"> [aaa] </w:t>
+            </w:r>
+            <w:r>
+              <w:rPr>
+                <w:rFonts w:ascii="Tahoma" w:eastAsia="微软雅黑" w:hAnsi="Tahoma" w:hint="eastAsia"/>
+                <w:kern w:val="0"/>
+                <w:sz w:val="22"/>
+              </w:rPr>
+              <w:t>字符，而且是在对话框里，就能知道是忘了加插件</w:t>
+            </w:r>
+            <w:r>
+              <w:rPr>
+                <w:rFonts w:ascii="Tahoma" w:eastAsia="微软雅黑" w:hAnsi="Tahoma" w:hint="eastAsia"/>
+                <w:kern w:val="0"/>
+                <w:sz w:val="22"/>
+              </w:rPr>
+              <w:t>。</w:t>
+            </w:r>
+          </w:p>
+        </w:tc>
+      </w:tr>
+      <w:tr>
+        <w:tc>
+          <w:tcPr>
+            <w:tcW w:w="1418" w:type="dxa"/>
+          </w:tcPr>
+          <w:p>
+            <w:pPr>
+              <w:widowControl/>
+              <w:adjustRightInd w:val="0"/>
+              <w:snapToGrid w:val="0"/>
+              <w:spacing w:line="276" w:lineRule="auto"/>
+              <w:jc w:val="left"/>
+              <w:rPr>
+                <w:rFonts w:ascii="Tahoma" w:eastAsia="微软雅黑" w:hAnsi="Tahoma"/>
+                <w:b/>
+                <w:bCs/>
+                <w:kern w:val="0"/>
+                <w:sz w:val="22"/>
+              </w:rPr>
+            </w:pPr>
+            <w:r>
+              <w:rPr>
+                <w:rFonts w:ascii="Tahoma" w:eastAsia="微软雅黑" w:hAnsi="Tahoma" w:hint="eastAsia"/>
+                <w:b/>
+                <w:bCs/>
+                <w:kern w:val="0"/>
+                <w:sz w:val="22"/>
+              </w:rPr>
+              <w:t>解决方案</w:t>
+            </w:r>
+          </w:p>
+        </w:tc>
+        <w:tc>
+          <w:tcPr>
+            <w:tcW w:w="7371" w:type="dxa"/>
+          </w:tcPr>
+          <w:p>
+            <w:pPr>
+              <w:widowControl/>
+              <w:adjustRightInd w:val="0"/>
+              <w:snapToGrid w:val="0"/>
+              <w:rPr>
+                <w:rFonts w:ascii="Tahoma" w:eastAsia="微软雅黑" w:hAnsi="Tahoma"/>
+                <w:kern w:val="0"/>
+                <w:sz w:val="22"/>
+              </w:rPr>
+            </w:pPr>
+            <w:r>
+              <w:rPr>
+                <w:rFonts w:ascii="Tahoma" w:eastAsia="微软雅黑" w:hAnsi="Tahoma" w:hint="eastAsia"/>
+                <w:kern w:val="0"/>
+                <w:sz w:val="22"/>
+              </w:rPr>
+              <w:t>从图中看，确实少了个核心插件，</w:t>
+            </w:r>
+          </w:p>
+          <w:p>
+            <w:pPr>
+              <w:widowControl/>
+              <w:adjustRightInd w:val="0"/>
+              <w:snapToGrid w:val="0"/>
+              <w:rPr>
+                <w:rFonts w:ascii="Tahoma" w:eastAsia="微软雅黑" w:hAnsi="Tahoma" w:hint="eastAsia"/>
+                <w:kern w:val="0"/>
+                <w:sz w:val="22"/>
+              </w:rPr>
+            </w:pPr>
+            <w:r>
+              <w:rPr>
+                <w:rFonts w:ascii="Tahoma" w:eastAsia="微软雅黑" w:hAnsi="Tahoma" w:hint="eastAsia"/>
+                <w:kern w:val="0"/>
+                <w:sz w:val="22"/>
+              </w:rPr>
+              <w:t>加上插件</w:t>
+            </w:r>
+            <w:r>
+              <w:rPr>
+                <w:rFonts w:ascii="Tahoma" w:eastAsia="微软雅黑" w:hAnsi="Tahoma" w:hint="eastAsia"/>
+                <w:kern w:val="0"/>
+                <w:sz w:val="22"/>
+              </w:rPr>
+              <w:t>【对话框</w:t>
+            </w:r>
+            <w:r>
+              <w:rPr>
+                <w:rFonts w:ascii="Tahoma" w:eastAsia="微软雅黑" w:hAnsi="Tahoma" w:hint="eastAsia"/>
+                <w:kern w:val="0"/>
+                <w:sz w:val="22"/>
+              </w:rPr>
+              <w:t xml:space="preserve"> - </w:t>
+            </w:r>
+            <w:r>
+              <w:rPr>
+                <w:rFonts w:ascii="Tahoma" w:eastAsia="微软雅黑" w:hAnsi="Tahoma" w:hint="eastAsia"/>
+                <w:kern w:val="0"/>
+                <w:sz w:val="22"/>
+              </w:rPr>
+              <w:t>对话框优化核心】</w:t>
+            </w:r>
+            <w:r>
+              <w:rPr>
+                <w:rFonts w:ascii="Tahoma" w:eastAsia="微软雅黑" w:hAnsi="Tahoma" w:hint="eastAsia"/>
+                <w:kern w:val="0"/>
+                <w:sz w:val="22"/>
+              </w:rPr>
+              <w:t>即可。</w:t>
+            </w:r>
+          </w:p>
+        </w:tc>
+      </w:tr>
+    </w:tbl>
+    <w:p>
+      <w:pPr>
+        <w:widowControl/>
+        <w:jc w:val="left"/>
+        <w:rPr>
+          <w:rFonts w:ascii="Tahoma" w:eastAsia="微软雅黑" w:hAnsi="Tahoma"/>
+          <w:kern w:val="0"/>
+          <w:sz w:val="22"/>
+        </w:rPr>
+      </w:pPr>
+    </w:p>
+    <w:tbl>
+      <w:tblPr>
+        <w:tblStyle w:val="af"/>
+        <w:tblW w:w="0" w:type="auto"/>
+        <w:shd w:val="clear" w:color="auto" w:fill="DEEAF6" w:themeFill="accent1" w:themeFillTint="33"/>
+        <w:tblLook w:val="04A0" w:firstRow="1" w:lastRow="0" w:firstColumn="1" w:lastColumn="0" w:noHBand="0" w:noVBand="1"/>
+      </w:tblPr>
+      <w:tblGrid>
+        <w:gridCol w:w="8522"/>
+      </w:tblGrid>
+      <w:tr>
+        <w:tc>
+          <w:tcPr>
+            <w:tcW w:w="8522" w:type="dxa"/>
+            <w:shd w:val="clear" w:color="auto" w:fill="DEEAF6" w:themeFill="accent1" w:themeFillTint="33"/>
+          </w:tcPr>
+          <w:p>
+            <w:pPr>
+              <w:widowControl/>
+              <w:snapToGrid w:val="0"/>
+              <w:jc w:val="left"/>
+              <w:rPr>
+                <w:rFonts w:ascii="Tahoma" w:eastAsia="微软雅黑" w:hAnsi="Tahoma"/>
+                <w:kern w:val="0"/>
+                <w:sz w:val="22"/>
+              </w:rPr>
+            </w:pPr>
+            <w:r>
+              <w:rPr>
+                <w:rFonts w:ascii="Tahoma" w:eastAsia="微软雅黑" w:hAnsi="Tahoma" w:hint="eastAsia"/>
+                <w:kern w:val="0"/>
+                <w:sz w:val="22"/>
+              </w:rPr>
+              <w:t>此问题与“</w:t>
+            </w:r>
+            <w:r>
+              <w:rPr>
+                <w:rFonts w:ascii="Tahoma" w:eastAsia="微软雅黑" w:hAnsi="Tahoma" w:hint="eastAsia"/>
+                <w:color w:val="0070C0"/>
+                <w:kern w:val="0"/>
+                <w:sz w:val="22"/>
+              </w:rPr>
+              <w:t>23.</w:t>
+            </w:r>
+            <w:r>
+              <w:rPr>
+                <w:rFonts w:ascii="Tahoma" w:eastAsia="微软雅黑" w:hAnsi="Tahoma" w:hint="eastAsia"/>
+                <w:color w:val="0070C0"/>
+                <w:kern w:val="0"/>
+                <w:sz w:val="22"/>
+              </w:rPr>
+              <w:t>窗口字符</w:t>
+            </w:r>
+            <w:r>
+              <w:rPr>
+                <w:rFonts w:ascii="Tahoma" w:eastAsia="微软雅黑" w:hAnsi="Tahoma" w:hint="eastAsia"/>
+                <w:color w:val="0070C0"/>
+                <w:kern w:val="0"/>
+                <w:sz w:val="22"/>
+              </w:rPr>
+              <w:t xml:space="preserve"> &gt; </w:t>
+            </w:r>
+            <w:r>
+              <w:rPr>
+                <w:rFonts w:ascii="Tahoma" w:eastAsia="微软雅黑" w:hAnsi="Tahoma" w:hint="eastAsia"/>
+                <w:color w:val="0070C0"/>
+                <w:kern w:val="0"/>
+                <w:sz w:val="22"/>
+              </w:rPr>
+              <w:t>关于窗口字符</w:t>
+            </w:r>
+            <w:r>
+              <w:rPr>
+                <w:rFonts w:ascii="Tahoma" w:eastAsia="微软雅黑" w:hAnsi="Tahoma" w:hint="eastAsia"/>
+                <w:color w:val="0070C0"/>
+                <w:kern w:val="0"/>
+                <w:sz w:val="22"/>
+              </w:rPr>
+              <w:t>.docx</w:t>
+            </w:r>
+            <w:r>
+              <w:rPr>
+                <w:rFonts w:ascii="Tahoma" w:eastAsia="微软雅黑" w:hAnsi="Tahoma" w:hint="eastAsia"/>
+                <w:kern w:val="0"/>
+                <w:sz w:val="22"/>
+              </w:rPr>
+              <w:t>”的常见问题</w:t>
+            </w:r>
+            <w:r>
+              <w:rPr>
+                <w:rFonts w:ascii="Tahoma" w:eastAsia="微软雅黑" w:hAnsi="Tahoma" w:hint="eastAsia"/>
+                <w:kern w:val="0"/>
+                <w:sz w:val="22"/>
+              </w:rPr>
+              <w:t xml:space="preserve"> </w:t>
+            </w:r>
+            <w:r>
+              <w:rPr>
+                <w:rFonts w:ascii="Tahoma" w:eastAsia="微软雅黑" w:hAnsi="Tahoma" w:hint="eastAsia"/>
+                <w:kern w:val="0"/>
+                <w:sz w:val="22"/>
+              </w:rPr>
+              <w:t>不生效的窗口字符</w:t>
+            </w:r>
+            <w:r>
+              <w:rPr>
+                <w:rFonts w:ascii="Tahoma" w:eastAsia="微软雅黑" w:hAnsi="Tahoma" w:hint="eastAsia"/>
+                <w:kern w:val="0"/>
+                <w:sz w:val="22"/>
+              </w:rPr>
+              <w:t xml:space="preserve"> </w:t>
+            </w:r>
+            <w:r>
+              <w:rPr>
+                <w:rFonts w:ascii="Tahoma" w:eastAsia="微软雅黑" w:hAnsi="Tahoma" w:hint="eastAsia"/>
+                <w:kern w:val="0"/>
+                <w:sz w:val="22"/>
+              </w:rPr>
+              <w:t>相似，</w:t>
+            </w:r>
+          </w:p>
+          <w:p>
+            <w:pPr>
+              <w:widowControl/>
+              <w:snapToGrid w:val="0"/>
+              <w:jc w:val="left"/>
+              <w:rPr>
+                <w:rFonts w:ascii="Tahoma" w:eastAsia="微软雅黑" w:hAnsi="Tahoma" w:hint="eastAsia"/>
+                <w:kern w:val="0"/>
+                <w:sz w:val="22"/>
+              </w:rPr>
+            </w:pPr>
+            <w:r>
+              <w:rPr>
+                <w:rFonts w:ascii="Tahoma" w:eastAsia="微软雅黑" w:hAnsi="Tahoma" w:hint="eastAsia"/>
+                <w:kern w:val="0"/>
+                <w:sz w:val="22"/>
+              </w:rPr>
+              <w:t>可以去了解下</w:t>
+            </w:r>
+            <w:r>
+              <w:rPr>
+                <w:rFonts w:ascii="Tahoma" w:eastAsia="微软雅黑" w:hAnsi="Tahoma" w:hint="eastAsia"/>
+                <w:kern w:val="0"/>
+                <w:sz w:val="22"/>
+              </w:rPr>
+              <w:t>。</w:t>
+            </w:r>
+          </w:p>
+        </w:tc>
+      </w:tr>
+    </w:tbl>
+    <w:p>
+      <w:pPr>
+        <w:widowControl/>
+        <w:jc w:val="left"/>
+        <w:rPr>
+          <w:rFonts w:ascii="Tahoma" w:eastAsia="微软雅黑" w:hAnsi="Tahoma" w:hint="eastAsia"/>
+          <w:kern w:val="0"/>
+          <w:sz w:val="22"/>
+        </w:rPr>
+      </w:pPr>
+    </w:p>
+    <w:p>
+      <w:pPr>
+        <w:widowControl/>
+        <w:jc w:val="left"/>
+        <w:rPr>
+          <w:rFonts w:ascii="Tahoma" w:eastAsia="微软雅黑" w:hAnsi="Tahoma" w:hint="eastAsia"/>
           <w:kern w:val="0"/>
           <w:sz w:val="22"/>
         </w:rPr>
       </w:pPr>
     </w:p>
     <w:sectPr>
-      <w:headerReference w:type="default" r:id="rId24"/>
+      <w:headerReference w:type="default" r:id="rId26"/>
       <w:pgSz w:w="11906" w:h="16838"/>
       <w:pgMar w:top="1440" w:right="1800" w:bottom="1440" w:left="1800" w:header="851" w:footer="992" w:gutter="0"/>
       <w:cols w:space="425"/>
@@ -5913,6 +6757,7 @@
   </w:style>
   <w:style w:type="paragraph" w:styleId="2">
     <w:name w:val="heading 2"/>
+    <w:aliases w:val="第一层条,第二层,节名,36标题2,36标题 2,1.1,论文标题 1,h2,2,第*章,sect 1.2,H21,sect 1.21,H22,sect 1.22,H211,sect 1.211,H23,sect 1.23,H212,sect 1.212,Header 2,heading 2,节标题,H2,Heading 2 Hidden,Heading 2 CCBS,l2,Courseware #,UNDERRUBRIK 1-2,Underrubrik1,prop2,条,标题 2-lzg"/>
     <w:basedOn w:val="a"/>
     <w:next w:val="a"/>
     <w:link w:val="20"/>
@@ -5959,7 +6804,6 @@
   <w:style w:type="character" w:default="1" w:styleId="a0">
     <w:name w:val="Default Paragraph Font"/>
     <w:uiPriority w:val="1"/>
-    <w:semiHidden/>
     <w:unhideWhenUsed/>
   </w:style>
   <w:style w:type="table" w:default="1" w:styleId="a1">
@@ -6028,6 +6872,7 @@
   </w:style>
   <w:style w:type="character" w:customStyle="1" w:styleId="20">
     <w:name w:val="标题 2 字符"/>
+    <w:aliases w:val="第一层条 字符,第二层 字符,节名 字符,36标题2 字符,36标题 2 字符,1.1 字符,论文标题 1 字符,h2 字符,2 字符,第*章 字符,sect 1.2 字符,H21 字符,sect 1.21 字符,H22 字符,sect 1.22 字符,H211 字符,sect 1.211 字符,H23 字符,sect 1.23 字符,H212 字符,sect 1.212 字符,Header 2 字符,heading 2 字符,节标题 字符,H2 字符,l2 字符,prop2 字符"/>
     <w:basedOn w:val="a0"/>
     <w:link w:val="2"/>
     <w:uiPriority w:val="9"/>
